--- a/example_articles/race_ethnicity/Unspecified/1.race_ethnicity_Unspecified_New_York_Times.docx
+++ b/example_articles/race_ethnicity/Unspecified/1.race_ethnicity_Unspecified_New_York_Times.docx
@@ -34,12 +34,12 @@
     </w:p>
     <w:p>
       <w:r>
-        <w:t>Extracted race/ethnicity: NA</w:t>
+        <w:t>Raw race_ethnicity result: NA</w:t>
       </w:r>
     </w:p>
     <w:p>
       <w:r>
-        <w:t>Race/Ethnicity (Standardized): Unspecified</w:t>
+        <w:t>race_ethnicity_stand_flat (Standardized): Unspecified</w:t>
       </w:r>
     </w:p>
     <w:p>

--- a/example_articles/race_ethnicity/Unspecified/1.race_ethnicity_Unspecified_New_York_Times.docx
+++ b/example_articles/race_ethnicity/Unspecified/1.race_ethnicity_Unspecified_New_York_Times.docx
@@ -29,17 +29,17 @@
     </w:p>
     <w:p>
       <w:r>
-        <w:t>Source File: NYT/47.DOCX</w:t>
+        <w:t>Source file: NYT/47.DOCX</w:t>
       </w:r>
     </w:p>
     <w:p>
       <w:r>
-        <w:t>Raw race_ethnicity result: NA</w:t>
+        <w:t>Raw race ethnicity result, 'race_ethnicity': NA</w:t>
       </w:r>
     </w:p>
     <w:p>
       <w:r>
-        <w:t>race_ethnicity_stand_flat (Standardized): Unspecified</w:t>
+        <w:t>Standardized race ethnicity result, 'race_ethnicity_stand_flat': Unspecified</w:t>
       </w:r>
     </w:p>
     <w:p>

--- a/example_articles/race_ethnicity/Unspecified/1.race_ethnicity_Unspecified_New_York_Times.docx
+++ b/example_articles/race_ethnicity/Unspecified/1.race_ethnicity_Unspecified_New_York_Times.docx
@@ -7,9 +7,7 @@
         <w:pStyle w:val="Heading1"/>
       </w:pPr>
       <w:r>
-        <w:t>Upheaval in the East: Czechoslovakia;</w:t>
-        <w:br/>
-        <w:t>In Choice of Ambassadors, Prague Leans Toward the Symbolic</w:t>
+        <w:t>Public TV Is Seeking To Centralize Programs</w:t>
       </w:r>
     </w:p>
     <w:p>
@@ -19,17 +17,17 @@
     </w:p>
     <w:p>
       <w:r>
-        <w:t>Date: 1990-02-15</w:t>
+        <w:t>Date: 1990-06-21</w:t>
       </w:r>
     </w:p>
     <w:p>
       <w:r>
-        <w:t>Section: Section A; Page 19, Column 1; Foreign Desk</w:t>
+        <w:t>Section: Section C; Page 22, Column 5; Cultural Desk</w:t>
       </w:r>
     </w:p>
     <w:p>
       <w:r>
-        <w:t>Source file: NYT/47.DOCX</w:t>
+        <w:t>Source file: NYT/29.DOCX</w:t>
       </w:r>
     </w:p>
     <w:p>
@@ -51,67 +49,57 @@
     </w:p>
     <w:p>
       <w:r>
-        <w:t>Rudolf Slansky, a disenchanted former Communist whose father, the General Secretary of the party, was hanged in 1952 after a Stalinist show trial, has been appointed Ambassador to the Soviet Union.</w:t>
+        <w:t>Public television, historically a dense tangle of competing bureaucracies, unveiled a sleek look for the 1990's during a meeting of station and programming executives this week in Dallas.</w:t>
         <w:br/>
-        <w:t>''It is an excellent idea,'' President Vaclav Havel said in an interview, approving Foreign Minister Jiri Dienstbier's nominee. ''It is exactly in my symbolic and metaphoric way of political thinking.''</w:t>
+        <w:t>Most applauded the plan, which would abolish much of the bureaucracy and place nearly all programming decisions in the hands of a chief programming executive. But some questioned whether the proposed changes presaged a true reordering of public television's priorities or were merely cosmetic.</w:t>
         <w:br/>
-        <w:t>Not much less symbolic of Czechoslovakia's radical reorientation of its foreign policy, which until the overthrow of the Communist leadership last December was dictated by the Soviet Union and consistently hostile to the United States, was the appointment of Rita Klimova as Ambassador to Washington.</w:t>
+        <w:t>The answer rests with Jennifer Lawson, who became executive vice president for programming and promotional services at the Public Broadcasting Service in November. The newly created position made her the most powerful programming executive in the 23-year history of public television.</w:t>
         <w:br/>
-        <w:t>Mrs. Klimova owes her survival to the asylum that the United States gave her and her family in 1939, after Germany seized Czechoslovakia. Her father, the late Stanislav Budin, was a noted Communist journalist, and because they were Jews, all the family's lives were at risk.</w:t>
+        <w:t>In the past, stations have paid for programs collectively but have scheduled them independently. Under the proposed plan, which still needs to be ratified by the 330 public-television affiliates, Ms. Lawson would be responsible for creating and promoting a national program schedule.</w:t>
         <w:br/>
         <w:t xml:space="preserve"> </w:t>
         <w:br/>
-        <w:t>Deep Anti-Semitism</w:t>
+        <w:t>With $100 Million</w:t>
         <w:br/>
-        <w:t>The elder Slansky, also named Rudolf, was chief defendant in a trial that occurred at the height of Stalin's drive against Jews and was marked by virulent anti-Semitism. Mr. Slansky and virtually all his co-defendants were Jews. He was falsely condemned as a Zionist and ''imperialist'' agent.</w:t>
+        <w:t>She would be helped by a program committee whose 17 members include station and program executives. The plan would also place at Ms. Lawson's disposal $100 million in program funds, some of which would come from the Corporation for Public Broadcasting.</w:t>
         <w:br/>
-        <w:t>The new Ambassador spent the war years in the United States, where his father served as an international Communist functionary. He joined the Communist Party even after his father's execution, because he believed the idea of communism to be purer than Communists.</w:t>
+        <w:t>Centralization, senior PBS executives told the stations, would result in better promotion of shows and would build audiences; it would also provide for faster development of new programs. But some station executives said that they wanted greater accountability for the decisions Ms. Lawson makes, and that they were uneasy about relinquishing their autonomy.</w:t>
         <w:br/>
-        <w:t>Mrs. Klimova was also a Communist - ''very fanatical, I might even say'' - and both the new Ambassadors were purged from the party after the Soviet-led invasion in 1968, which they condemned. They were enthusiastic supporters of the reforms that brought on the invasion and dissidents until the peaceful revolution of last autumn.</w:t>
+        <w:t>''The whole world is going to a marketplace economy, and we're doing just the opposite,'' said William F. Baker, the president of WNET, the major New York public station and the largest in the system.</w:t>
         <w:br/>
-        <w:t>Last November and December, Mrs. Klimova served as the voice of Civic Forum, the movement that led the overthrow of the Communist Government. She was the interpreter at the many news conferences in which Mr. Havel and his supporters proclaimed the goals of their movement.</w:t>
+        <w:t>While offering qualified support for the plan, Mr. Baker said the stations should have a say in the schedule Ms. Lawson devises. Under the old system, he added, money for programs could be sought from PBS and from the Corporation for Public Broadcasting; there will be just one source for money now. ''Some of the best shows we've ever done were rejected by one and accepted by the other,'' Mr. Baker said.</w:t>
         <w:br/>
-        <w:t>The future Ambassador was regarded as more than a mere interpreter of the opposition's words into her fluent English, which bears the stamp of her formative years on New York's Upper West Side, together with the lilt of Czech singsong. By her tone of voice and her expressive features, the 58-year-old former economics lecturer added drama and conviction to words that stirred her and disdain to questions that she deemed unsympathetic.</w:t>
+        <w:t>The president of PBS, Bruce Christensen, said yesterday that concerns about accountability were the chief subject of discussion at the meeting and that they would be addressed in the next few months, before a final plan was offered for ratification. But he added that ''the plan we have presented has had broad and wide and deep acceptance'' and that it would probably be ratified by the end of the year.</w:t>
         <w:br/>
         <w:t xml:space="preserve"> </w:t>
         <w:br/>
-        <w:t>'Embassy About-Face'</w:t>
+        <w:t>'A Feeling of Turnaround'</w:t>
         <w:br/>
-        <w:t>Mrs. Klimova is expected to have the easier task of the two. ''My main job will be to make the embassy about-face,'' she said as she sorted a chaos of papers in her apartment a few days before her departure on Feb. 12. ''It was concerned primarily with making Americans uninterested in Czechoslovakia and keeping them out of this country.''</w:t>
+        <w:t>Judy Kelly, a producer of programs about the arts for KERA, a PBS affiliate in Dallas, said: ''The feeling here is one of cautious exhilaration. There's a feeling of turnaround, that the old guard is dead.''</w:t>
         <w:br/>
-        <w:t>Mr. Slansky's assignment will be more delicate. ''The great issue is to finish changing our relationship from unequal to equal,'' he said. The difficult present negotiations over Czechoslovak demands that the Soviet Army withdraw illustrate the difficulties of the 55-year-old Mr. Slansky's mission.</w:t>
+        <w:t>But several participants in the meeting said they wondered whether the changes would produce better programs.</w:t>
         <w:br/>
-        <w:t>The Ambassador acknowledged ''mixed feelings'' over what lies ahead. But he emphasized that despite the personal and political harm he suffered under earlier Soviet leaders, he bore no resentment to the nation and its present head.</w:t>
+        <w:t>Ms. Lawson said her priorities were to offer more cultural diversity to public television, to improve and expand programming for children and to increase the audience through better promotion. Competition, from cable television in particular, has forced public television to focus on what it can offer viewers that commercial television, which has to appeal to a mass audience for its profits, does not.</w:t>
+        <w:br/>
+        <w:t>Several announcements that portend what the participants described as improvements in programming were made during the meeting. John Schott, a highly regarded producer from St. Paul, was named executive director of the Independent Television Service, which is to finance several programs directly from independent producers.</w:t>
+        <w:br/>
+        <w:t>PBS may also develop a new cable network with the Discovery Channel to increase the distribution of its educational programs. And PBS is planning to offer greater coverage of the next Presidential campaign.</w:t>
         <w:br/>
         <w:t xml:space="preserve"> </w:t>
         <w:br/>
-        <w:t>Deep Ties to Moscow</w:t>
+        <w:t>In Search of Viewers</w:t>
         <w:br/>
-        <w:t>''I have of course a personal attitude toward the Soviet Union, but I never linked what Soviet leaders do or what happened to my family to the Soviet people,'' he said, in slow but exact English. ''I always made that difference.'' Whatever his sentiments toward those who decided the invasion of 1968, he said, ''I didn't hate the soldiers on the tanks.''</w:t>
+        <w:t>Nevertheless, serving a diverse audience may remain the most elusive goal public television has set for itself. A study of PBS programs by the City University of New York Committee for Cultural Studies, which is to be released at the conference today, underscores the point. Less than one-half of 1 percent of the shows on PBS in 1988 and 1989 were about the working class, the study reported, and most of those shows were about English workers.</w:t>
         <w:br/>
-        <w:t>Mr. Slansky said that above all the Soviet Union must be seen as a superpower on the border. ''Our contacts with that country are part of our lives,'' he said. ''We need to look at it very realistically, not emotionally. Emotionally is possible, but not useful.''</w:t>
+        <w:t>The study was paid for by Made in USA Productions, an independent production company that has been trying for more than a decade to create a public-television series about the history of the labor movement in America.</w:t>
         <w:br/>
-        <w:t>Mr. Slansky said his reflections after the invasion led him to speak for pragmatism instead of political dogma. ''The lesson that I learned was that democracy is completely incompatible with rule by one, totalitarian party, even if people in it have good intentions.'' he said. ''A pluralistic political system is the only way.''</w:t>
+        <w:t>Ms. Lawson said yesterday that she had not read the study, but that the statistics surprised her. The concerns of the working class, she said, are an important part of public television.</w:t>
         <w:br/>
-        <w:t>An economist, Mr. Slansky stressed the importance of relations with the country with which Czechoslovakia does 40 percent of its trade. While Prague is seeking to reorient exports to capitalist countries, the Ambassador said its national interest required that it remain on good trading terms with the country that provides 87 percent of its energy needs and most raw materials.</w:t>
+        <w:t>But one senior public-television executive, who asked to remain unidentified, said he was not surprised by the study's findings. ''In the case of labor,'' he said, ''I think there's a fair point to be made, that public television has not done enough.''</w:t>
         <w:br/>
-        <w:t>''We need the Soviet Union more than it needs us,'' he said. ''Our interest is to have the best possible relations, politically and economically.''</w:t>
+        <w:t>The PBS plan will probably be approved in the coming weeks, several executives said. Then the process of creating a national program schedule is to begin. Public television, Mr. Christensen said, has a mandate that separates it from commercial television.</w:t>
         <w:br/>
-        <w:t xml:space="preserve"> </w:t>
-        <w:br/>
-        <w:t>Aid From Washington</w:t>
-        <w:br/>
-        <w:t>Mrs. Klimova hopes to attract American educational and technological assistance, as well as investment. Speaking of Secretary of State James A. Baker 3d's visit last week, she said: ''We told Baker that for the previous Government, the exchanges specified in our cultural and technological agreement were the ceiling. Now we would like to perceive this as the floor.''</w:t>
-        <w:br/>
-        <w:t>The Ambassador was married to Zdenek Mlynar, a top Communist official until he, too, became a dissident and was expelled to Austria. Mr. Mlynar was a friend of Mikhail S. Gorbachev during their student days in Moscow.</w:t>
-        <w:br/>
-        <w:t>''Whenever he went to visit Moscow, I bought shirts and shoes for Gorbachev here for him to take along,'' she recalled. Mrs. Klimova, who has two children and one grandchild, was widowed after her second marriage.</w:t>
-        <w:br/>
-        <w:t>Her commitment to Communism, which made her interrupt her education to work for a year in a factory after her return from the United States in 1946, ''to get close to the working class,'' weakened while she taught the history of economic thought at Charles University in the 1960's.</w:t>
-        <w:br/>
-        <w:t>Ousted as a lecturer after the invasion, she was relegated to the university's accounting office and finally dismissed. She earned a living for herself and her children as a simultaneous interpreter. But when the Charter 77 dissident movement was born she was reduced to written translating only, until she re-emerged as the English voice of the Civic Forum movement.</w:t>
-        <w:br/>
-        <w:t>''My English saved my life,'' the Ambassador said.</w:t>
+        <w:t>''If you value the ability to make decisions based on some other criteria than can you make a buck or return a profit,'' Mr. Christensen said, ''then that's the role public television will play.''</w:t>
         <w:br/>
         <w:br/>
         <w:t>Graphic</w:t>
@@ -119,7 +107,7 @@
         <w:br/>
         <w:t xml:space="preserve"> </w:t>
         <w:br/>
-        <w:t>Photos: Rudolf Slansky has been appointed Czechoslovakia's Ambassador to the Soviet Union. (Liba Taylor); Rita Klimova, the new Czechoslovak Ambassador to the United States, opening mail yesterday at her office in Washington. (The New York Times/Paul Hosefros)</w:t>
+        <w:t>Photo: Jennifer Lawson, who will be responsible for creating and promoting a national program schedule for public television. (Ben Weaver for The New York Times)</w:t>
       </w:r>
     </w:p>
     <w:sectPr>

--- a/example_articles/race_ethnicity/Unspecified/1.race_ethnicity_Unspecified_New_York_Times.docx
+++ b/example_articles/race_ethnicity/Unspecified/1.race_ethnicity_Unspecified_New_York_Times.docx
@@ -7,7 +7,7 @@
         <w:pStyle w:val="Heading1"/>
       </w:pPr>
       <w:r>
-        <w:t>Public TV Is Seeking To Centralize Programs</w:t>
+        <w:t>Increasing Rate Of Foreclosures Upsets Atlanta</w:t>
       </w:r>
     </w:p>
     <w:p>
@@ -17,17 +17,17 @@
     </w:p>
     <w:p>
       <w:r>
-        <w:t>Date: 1990-06-21</w:t>
+        <w:t>Date: 2007-07-09</w:t>
       </w:r>
     </w:p>
     <w:p>
       <w:r>
-        <w:t>Section: Section C; Page 22, Column 5; Cultural Desk</w:t>
+        <w:t>Section: Section A; Column 0; Business/Financial Desk; Pg. 1</w:t>
       </w:r>
     </w:p>
     <w:p>
       <w:r>
-        <w:t>Source file: NYT/29.DOCX</w:t>
+        <w:t>Source file: NYT/46.DOCX</w:t>
       </w:r>
     </w:p>
     <w:p>
@@ -49,57 +49,74 @@
     </w:p>
     <w:p>
       <w:r>
-        <w:t>Public television, historically a dense tangle of competing bureaucracies, unveiled a sleek look for the 1990's during a meeting of station and programming executives this week in Dallas.</w:t>
+        <w:t>Despite a vibrant local economy, Atlanta homeowners are falling behind on mortgage payments and losing their homes at one of the highest rates in the nation, offering a troubling glimpse of what experts fear may be in store for other parts of the country.</w:t>
         <w:br/>
-        <w:t>Most applauded the plan, which would abolish much of the bureaucracy and place nearly all programming decisions in the hands of a chief programming executive. But some questioned whether the proposed changes presaged a true reordering of public television's priorities or were merely cosmetic.</w:t>
+        <w:t xml:space="preserve">  The real estate slump here and elsewhere is likely to worsen, given that most of the adjustable rate mortgages written in the last three years will be reset with higher interest rates, said Christopher F. Thornberg, an economist with Beacon Economics in Los Angeles. As a result, borrowers of an estimated $800 billion in loans will be forced in the next 12 months to 18 months to make bigger monthly payments, refinance or sell their homes.</w:t>
         <w:br/>
-        <w:t>The answer rests with Jennifer Lawson, who became executive vice president for programming and promotional services at the Public Broadcasting Service in November. The newly created position made her the most powerful programming executive in the 23-year history of public television.</w:t>
+        <w:t xml:space="preserve">  A big reason the fallout is occurring faster here is a Georgia law that permits lenders to foreclose on properties more quickly than in other states. The problems include not just people losing their homes, but also sharp declines in property values, particularly in lower-income and working-class neighborhoods.</w:t>
         <w:br/>
-        <w:t>In the past, stations have paid for programs collectively but have scheduled them independently. Under the proposed plan, which still needs to be ratified by the 330 public-television affiliates, Ms. Lawson would be responsible for creating and promoting a national program schedule.</w:t>
+        <w:t xml:space="preserve">  For example, a three-bedroom house near Turner Field, where the Atlanta Braves baseball team plays, fetched a high bid late last month of $134,000 at an auction by the bank that took possession of it. Almost three years ago, the new home was bought for $330,000.</w:t>
         <w:br/>
-        <w:t xml:space="preserve"> </w:t>
+        <w:t xml:space="preserve">  While the surge in foreclosures in other big cities like Cleveland, New Orleans and Detroit can be attributed to local economic challenges, Atlanta more closely reflects the nation. Its unemployment rate, 4.9 percent in May, is low and close to the national average of 4.5 percent. And businesses here are adding jobs, albeit at a slower pace than they were last year.</w:t>
         <w:br/>
-        <w:t>With $100 Million</w:t>
+        <w:t xml:space="preserve">  Like others across the country, homeowners here took out aggressive mortgages in the last few years when interest rates were low and housing prices were soaring. Now many are falling behind -- some have lost jobs or experienced other financial difficulties, but many others are not able to refinance because their homes are worth less than they paid for them and their credit is now too weak for them to qualify for another loan.</w:t>
         <w:br/>
-        <w:t>She would be helped by a program committee whose 17 members include station and program executives. The plan would also place at Ms. Lawson's disposal $100 million in program funds, some of which would come from the Corporation for Public Broadcasting.</w:t>
+        <w:t xml:space="preserve">  So far, the pain has been limited to those on the financial margins, but as more loans are reset to higher rates and home prices continue to slide, more homeowners will be unable to meet rising payments or to refinance. ''This is a process that is starting low and will go high,'' said Mr. Thornberg, the  economist in Los Angeles.</w:t>
         <w:br/>
-        <w:t>Centralization, senior PBS executives told the stations, would result in better promotion of shows and would build audiences; it would also provide for faster development of new programs. But some station executives said that they wanted greater accountability for the decisions Ms. Lawson makes, and that they were uneasy about relinquishing their autonomy.</w:t>
+        <w:t xml:space="preserve">  Atlanta also serves as a microcosm for some broader national trends: wages have been stagnant for much of this decade, homeowners have taken on record amounts of debt, and mortgage fraud has been on the rise.</w:t>
         <w:br/>
-        <w:t>''The whole world is going to a marketplace economy, and we're doing just the opposite,'' said William F. Baker, the president of WNET, the major New York public station and the largest in the system.</w:t>
+        <w:t xml:space="preserve">  ''We are a very affordable place,'' said Mike Alexander, the chief of research at the Atlanta Regional Commission, an organization that serves local governments. ''But our incomes are very low, and if anything went wrong, it would be very hard for people to maintain their homes.''</w:t>
         <w:br/>
-        <w:t>While offering qualified support for the plan, Mr. Baker said the stations should have a say in the schedule Ms. Lawson devises. Under the old system, he added, money for programs could be sought from PBS and from the Corporation for Public Broadcasting; there will be just one source for money now. ''Some of the best shows we've ever done were rejected by one and accepted by the other,'' Mr. Baker said.</w:t>
+        <w:t xml:space="preserve">  An estimated 2.7 percent of all housing units in the region were in foreclosure at the end of last year, up from 1.1 percent in 2000, according to an analysis by the commission. Nationally, less than 1 percent of all housing units were in foreclosure, according to data from the Mortgage Bankers Association and the Census Bureau.</w:t>
         <w:br/>
-        <w:t>The president of PBS, Bruce Christensen, said yesterday that concerns about accountability were the chief subject of discussion at the meeting and that they would be addressed in the next few months, before a final plan was offered for ratification. But he added that ''the plan we have presented has had broad and wide and deep acceptance'' and that it would probably be ratified by the end of the year.</w:t>
+        <w:t xml:space="preserve">  Though Atlanta has added jobs in recent years, they pay less than the jobs the region lost after the technology boom of the late 1990s ended. The median household income was only 7.6 percent higher in 2005 than in 2000, according to the Census Bureau. That is about half the rate of inflation during that period, and it mirrors what has occurred nationally. </w:t>
         <w:br/>
-        <w:t xml:space="preserve"> </w:t>
+        <w:t xml:space="preserve">  While wages have languished, average Atlanta families are shouldering more debt. As of March, residents had bigger credit card balances, mortgages and car loans relative to their income than average Americans, according to data compiled by Moody'sEconomy.com. And the equity that Atlanta residents have in their homes -- the value of their house minus what they owe -- has dropped 14 percent since peaking in late 2005.</w:t>
         <w:br/>
-        <w:t>'A Feeling of Turnaround'</w:t>
+        <w:t xml:space="preserve">  By comparison, in California -- the state where mortgage lending was most aggressive, real estate prices climbed fastest and homeowners have the highest debt burdens  -- home equity values have dropped about 10 percent from their peak in 2005. </w:t>
         <w:br/>
-        <w:t>Judy Kelly, a producer of programs about the arts for KERA, a PBS affiliate in Dallas, said: ''The feeling here is one of cautious exhilaration. There's a feeling of turnaround, that the old guard is dead.''</w:t>
+        <w:t xml:space="preserve">  Georgia's foreclosure laws have also accelerated a process that can drag on for months in legal proceedings in other states. Lenders can declare a borrower in default and reclaim a house in as little as 60 days. </w:t>
         <w:br/>
-        <w:t>But several participants in the meeting said they wondered whether the changes would produce better programs.</w:t>
+        <w:t xml:space="preserve">  ''Because of the foreclosure laws, it may be that people go from delinquency into foreclosure much more quickly in Georgia,'' said Mark Zandi, chief economist at Moody's Economy.com.</w:t>
         <w:br/>
-        <w:t>Ms. Lawson said her priorities were to offer more cultural diversity to public television, to improve and expand programming for children and to increase the audience through better promotion. Competition, from cable television in particular, has forced public television to focus on what it can offer viewers that commercial television, which has to appeal to a mass audience for its profits, does not.</w:t>
+        <w:t xml:space="preserve">  That still would not explain why so many people fall behind on house payments in the first place. </w:t>
         <w:br/>
-        <w:t>Several announcements that portend what the participants described as improvements in programming were made during the meeting. John Schott, a highly regarded producer from St. Paul, was named executive director of the Independent Television Service, which is to finance several programs directly from independent producers.</w:t>
+        <w:t xml:space="preserve">  At the end of March, 6 percent of all mortgages in Georgia were more than 30 days past due, the fourth-highest rate in the nation, according to the Mortgage Bankers Association. Mississippi, Louisiana and Michigan had more loans past due.</w:t>
         <w:br/>
-        <w:t>PBS may also develop a new cable network with the Discovery Channel to increase the distribution of its educational programs. And PBS is planning to offer greater coverage of the next Presidential campaign.</w:t>
+        <w:t xml:space="preserve">  Rajeev Dhawan, an economics professor at Georgia State University, has started studying the characteristics of loans on homes that are in foreclosure. His preliminary analysis of data from April shows that nearly half were for adjustable rate mortgages and many were issued in the last two years. </w:t>
         <w:br/>
-        <w:t xml:space="preserve"> </w:t>
+        <w:t xml:space="preserve">  ''Everybody thought if the home prices kept going up, the lenders will keep refinancing you,'' he said.</w:t>
         <w:br/>
-        <w:t>In Search of Viewers</w:t>
+        <w:t xml:space="preserve">  In recent years, industry groups and law enforcement agencies have also cited Atlanta for being home to some aggressive mortgage fraud schemes. It may have been an easier target because the prices of homes in the same neighborhood can vary greatly here, making it easier to inflate appraisals.</w:t>
         <w:br/>
-        <w:t>Nevertheless, serving a diverse audience may remain the most elusive goal public television has set for itself. A study of PBS programs by the City University of New York Committee for Cultural Studies, which is to be released at the conference today, underscores the point. Less than one-half of 1 percent of the shows on PBS in 1988 and 1989 were about the working class, the study reported, and most of those shows were about English workers.</w:t>
+        <w:t xml:space="preserve">  Auctions for a dozen homes conducted one day in late June across the Atlanta area -- from gritty inner-city neighborhoods to the affluent suburb of Marietta -- provide a window into how the real estate slump is playing out here.</w:t>
         <w:br/>
-        <w:t>The study was paid for by Made in USA Productions, an independent production company that has been trying for more than a decade to create a public-television series about the history of the labor movement in America.</w:t>
+        <w:t xml:space="preserve">  The most prized property on offer that day was a stately four-bedroom brick home in Marietta that sits on a tree-covered lot measuring three-quarters of an acre. It fetched a high bid of $646,000, about $60,000 more than the last mortgage on the property. More than 200 people turned up at the auction, and the winning bidders were a young couple, Cameron and Jamie Clayton, who are expecting a second child this year.</w:t>
         <w:br/>
-        <w:t>Ms. Lawson said yesterday that she had not read the study, but that the statistics surprised her. The concerns of the working class, she said, are an important part of public television.</w:t>
+        <w:t xml:space="preserve">  ''I wouldn't say it is a steal,'' said Mr. Clayton, who is an executive at The Weather Channel. ''We paid the same price we would have paid on the market, maybe more.''</w:t>
         <w:br/>
-        <w:t>But one senior public-television executive, who asked to remain unidentified, said he was not surprised by the study's findings. ''In the case of labor,'' he said, ''I think there's a fair point to be made, that public television has not done enough.''</w:t>
+        <w:t xml:space="preserve">  But about 25 miles south, an auction for the three-bedroom home near Turner Field produced a starkly different result. Corey Neureuther, a 29-year-old accountant, was the winning bidder. He said it was his first real estate investment and he was surprised that others did not bid the price up at the auction, which drew about 30 people. Having recently moved to Atlanta from New York, he said he became interested in buying property after learning about foreclosures in the area.</w:t>
         <w:br/>
-        <w:t>The PBS plan will probably be approved in the coming weeks, several executives said. Then the process of creating a national program schedule is to begin. Public television, Mr. Christensen said, has a mandate that separates it from commercial television.</w:t>
+        <w:t xml:space="preserve">  ''I thought for sure it would sell for $200,000 plus,'' he said. Mr. Neureuther said he thought that he could make money by renting out the house.</w:t>
         <w:br/>
-        <w:t>''If you value the ability to make decisions based on some other criteria than can you make a buck or return a profit,'' Mr. Christensen said, ''then that's the role public television will play.''</w:t>
+        <w:t xml:space="preserve">  Stephanie Calhoun, the former owner of the home, could not be reached for comment. Property records show she took out two loans to finance 100 percent of the purchase price. She borrowed the money from Ownit Mortgage Solutions, a California company that sought bankruptcy protection in December after many of its customers defaulted on their loans. Investors who bought bonds backed by Ownit loans will bear the loss on her home.</w:t>
+        <w:br/>
+        <w:t xml:space="preserve">  Dean Williams, the president of Williams &amp; Williams, the firm that conducted the auctions, saidresults of the sales in Atlanta and elsewhere in the country showed that real estate prices were inflated during the recent boom, especially in less affluent areas.</w:t>
+        <w:br/>
+        <w:t xml:space="preserve">  ''When you find out what the market price really is, it can be a joke,'' said Mr. Williams, whose family-owned firm is based in Tulsa, Okla.</w:t>
+        <w:br/>
+        <w:t xml:space="preserve">  Economists say auctions are generally the most efficient way to determine prices. But only about 1 percent of residential real estate sold in the country last year by dollar value was auctioned.</w:t>
+        <w:br/>
+        <w:t xml:space="preserve">  Most sellers still list homes and wait until they get an offer close to their asking price. At the end of March, 2.8 percent of all owner-occupied homes nationally were vacant and for sale, up from 1.8 percent at the start of 2005. That is the highest vacancy rate in the 51 years the Census Bureau has been tracking it. </w:t>
+        <w:br/>
+        <w:t xml:space="preserve">  But as more homes end up in the hands of banks and trustees for mortgage bonds -- who are typically looking to minimize losses  -- auctions may play a bigger role.</w:t>
+        <w:br/>
+        <w:t xml:space="preserve">  Mark Rollins bought a house southwest of downtown Atlanta for $78,000 at one of the Williams &amp; Williams auctions. The property sold for $255,000 in summer  2004. Mr. Rollins, who is a Realtor, said he planned to live in the house for a couple of years, fix it up and resell it for $150,000 when the market recovered. </w:t>
+        <w:br/>
+        <w:t xml:space="preserve">  Why did the house sell for so much more in 2004? Mr. Rollins has a simple theory: ''The market was hot, the interest rates were low, and they were giving all kinds of deals to people.''</w:t>
+        <w:br/>
+        <w:br/>
+        <w:t>http://www.nytimes.com</w:t>
         <w:br/>
         <w:br/>
         <w:t>Graphic</w:t>
@@ -107,7 +124,7 @@
         <w:br/>
         <w:t xml:space="preserve"> </w:t>
         <w:br/>
-        <w:t>Photo: Jennifer Lawson, who will be responsible for creating and promoting a national program schedule for public television. (Ben Weaver for The New York Times)</w:t>
+        <w:t>Photo: An auctioneer for William &amp; Williams sought bids last month for a distressed or foreclosed home in Stone Mountain, Ga., not far from Atlanta. (Photograph by Jessica McGowan for The New York Times)(pg. A15) Charts: ''A Slumping Market'' Home prices soared in Atlanta during the recent real estate boom, peaking in mid-2006. Now, defaults and foreclosures are increasing as homeowners contend with rising house payments. (Source: Case-Shiller indexes, Atlanta Regional Commission/Equity Depot)(pg. A15)  Chart shows a line graph and a bar graph</w:t>
       </w:r>
     </w:p>
     <w:sectPr>
